--- a/OceanSubsidy/Template/EDC/1-申請表.docx
+++ b/OceanSubsidy/Template/EDC/1-申請表.docx
@@ -1,6 +1,6 @@
 
 <file path=word/document.xml><?xml version="1.0" encoding="utf-8"?>
-<w:document xmlns:wpc="http://schemas.microsoft.com/office/word/2010/wordprocessingCanvas" xmlns:cx="http://schemas.microsoft.com/office/drawing/2014/chartex" xmlns:cx1="http://schemas.microsoft.com/office/drawing/2015/9/8/chartex" xmlns:cx2="http://schemas.microsoft.com/office/drawing/2015/10/21/chartex" xmlns:cx3="http://schemas.microsoft.com/office/drawing/2016/5/9/chartex" xmlns:cx4="http://schemas.microsoft.com/office/drawing/2016/5/10/chartex" xmlns:cx5="http://schemas.microsoft.com/office/drawing/2016/5/11/chartex" xmlns:cx6="http://schemas.microsoft.com/office/drawing/2016/5/12/chartex" xmlns:cx7="http://schemas.microsoft.com/office/drawing/2016/5/13/chartex" xmlns:cx8="http://schemas.microsoft.com/office/drawing/2016/5/14/chartex" xmlns:mc="http://schemas.openxmlformats.org/markup-compatibility/2006" xmlns:aink="http://schemas.microsoft.com/office/drawing/2016/ink" xmlns:am3d="http://schemas.microsoft.com/office/drawing/2017/model3d" xmlns:o="urn:schemas-microsoft-com:office:office" xmlns:r="http://schemas.openxmlformats.org/officeDocument/2006/relationships" xmlns:m="http://schemas.openxmlformats.org/officeDocument/2006/math" xmlns:v="urn:schemas-microsoft-com:vml" xmlns:wp14="http://schemas.microsoft.com/office/word/2010/wordprocessingDrawing" xmlns:wp="http://schemas.openxmlformats.org/drawingml/2006/wordprocessingDrawing" xmlns:w10="urn:schemas-microsoft-com:office:word" xmlns:w="http://schemas.openxmlformats.org/wordprocessingml/2006/main" xmlns:w14="http://schemas.microsoft.com/office/word/2010/wordml" xmlns:w15="http://schemas.microsoft.com/office/word/2012/wordml" xmlns:w16cid="http://schemas.microsoft.com/office/word/2016/wordml/cid" xmlns:w16se="http://schemas.microsoft.com/office/word/2015/wordml/symex" xmlns:wpg="http://schemas.microsoft.com/office/word/2010/wordprocessingGroup" xmlns:wpi="http://schemas.microsoft.com/office/word/2010/wordprocessingInk" xmlns:wne="http://schemas.microsoft.com/office/word/2006/wordml" xmlns:wps="http://schemas.microsoft.com/office/word/2010/wordprocessingShape" mc:Ignorable="w14 w15 w16se w16cid wp14">
+<w:document xmlns:wpc="http://schemas.microsoft.com/office/word/2010/wordprocessingCanvas" xmlns:cx="http://schemas.microsoft.com/office/drawing/2014/chartex" xmlns:cx1="http://schemas.microsoft.com/office/drawing/2015/9/8/chartex" xmlns:cx2="http://schemas.microsoft.com/office/drawing/2015/10/21/chartex" xmlns:cx3="http://schemas.microsoft.com/office/drawing/2016/5/9/chartex" xmlns:cx4="http://schemas.microsoft.com/office/drawing/2016/5/10/chartex" xmlns:cx5="http://schemas.microsoft.com/office/drawing/2016/5/11/chartex" xmlns:cx6="http://schemas.microsoft.com/office/drawing/2016/5/12/chartex" xmlns:cx7="http://schemas.microsoft.com/office/drawing/2016/5/13/chartex" xmlns:cx8="http://schemas.microsoft.com/office/drawing/2016/5/14/chartex" xmlns:mc="http://schemas.openxmlformats.org/markup-compatibility/2006" xmlns:aink="http://schemas.microsoft.com/office/drawing/2016/ink" xmlns:am3d="http://schemas.microsoft.com/office/drawing/2017/model3d" xmlns:o="urn:schemas-microsoft-com:office:office" xmlns:oel="http://schemas.microsoft.com/office/2019/extlst" xmlns:r="http://schemas.openxmlformats.org/officeDocument/2006/relationships" xmlns:m="http://schemas.openxmlformats.org/officeDocument/2006/math" xmlns:v="urn:schemas-microsoft-com:vml" xmlns:wp14="http://schemas.microsoft.com/office/word/2010/wordprocessingDrawing" xmlns:wp="http://schemas.openxmlformats.org/drawingml/2006/wordprocessingDrawing" xmlns:w10="urn:schemas-microsoft-com:office:word" xmlns:w="http://schemas.openxmlformats.org/wordprocessingml/2006/main" xmlns:w14="http://schemas.microsoft.com/office/word/2010/wordml" xmlns:w15="http://schemas.microsoft.com/office/word/2012/wordml" xmlns:w16cex="http://schemas.microsoft.com/office/word/2018/wordml/cex" xmlns:w16cid="http://schemas.microsoft.com/office/word/2016/wordml/cid" xmlns:w16="http://schemas.microsoft.com/office/word/2018/wordml" xmlns:w16du="http://schemas.microsoft.com/office/word/2023/wordml/word16du" xmlns:w16sdtdh="http://schemas.microsoft.com/office/word/2020/wordml/sdtdatahash" xmlns:w16sdtfl="http://schemas.microsoft.com/office/word/2024/wordml/sdtformatlock" xmlns:w16se="http://schemas.microsoft.com/office/word/2015/wordml/symex" xmlns:wpg="http://schemas.microsoft.com/office/word/2010/wordprocessingGroup" xmlns:wpi="http://schemas.microsoft.com/office/word/2010/wordprocessingInk" xmlns:wne="http://schemas.microsoft.com/office/word/2006/wordml" xmlns:wps="http://schemas.microsoft.com/office/word/2010/wordprocessingShape" mc:Ignorable="w14 w15 w16se w16cid w16 w16cex w16sdtdh w16sdtfl w16du wp14">
   <w:body>
     <w:p>
       <w:pPr>
@@ -21,7 +21,7 @@
         <mc:AlternateContent>
           <mc:Choice Requires="wps">
             <w:drawing>
-              <wp:anchor distT="45720" distB="45720" distL="114300" distR="114300" simplePos="0" relativeHeight="251659264" behindDoc="0" locked="0" layoutInCell="1" allowOverlap="1">
+              <wp:anchor distT="45720" distB="45720" distL="114300" distR="114300" simplePos="0" relativeHeight="251659264" behindDoc="0" locked="0" layoutInCell="1" allowOverlap="1" wp14:anchorId="443591E0" wp14:editId="562A08C7">
                 <wp:simplePos x="0" y="0"/>
                 <wp:positionH relativeFrom="column">
                   <wp:posOffset>38100</wp:posOffset>
@@ -127,17 +127,7 @@
           <w:sz w:val="28"/>
           <w:szCs w:val="28"/>
         </w:rPr>
-        <w:t>海洋委員會補(捐)助申請</w:t>
-      </w:r>
-      <w:bookmarkStart w:id="0" w:name="_GoBack"/>
-      <w:bookmarkEnd w:id="0"/>
-      <w:r>
-        <w:rPr>
-          <w:rFonts w:ascii="標楷體" w:eastAsia="標楷體" w:hAnsi="標楷體" w:hint="eastAsia"/>
-          <w:sz w:val="28"/>
-          <w:szCs w:val="28"/>
-        </w:rPr>
-        <w:t>表</w:t>
+        <w:t>海洋委員會補(捐)助申請表</w:t>
       </w:r>
     </w:p>
     <w:tbl>
@@ -210,6 +200,12 @@
                 <w:rFonts w:ascii="標楷體" w:eastAsia="標楷體" w:hAnsi="標楷體"/>
               </w:rPr>
             </w:pPr>
+            <w:r>
+              <w:rPr>
+                <w:rFonts w:ascii="標楷體" w:eastAsia="標楷體" w:hAnsi="標楷體"/>
+              </w:rPr>
+              <w:t>{{A3}}</w:t>
+            </w:r>
           </w:p>
         </w:tc>
         <w:tc>
@@ -255,6 +251,12 @@
                 <w:rFonts w:ascii="標楷體" w:eastAsia="標楷體" w:hAnsi="標楷體"/>
               </w:rPr>
             </w:pPr>
+            <w:r>
+              <w:rPr>
+                <w:rFonts w:ascii="標楷體" w:eastAsia="標楷體" w:hAnsi="標楷體"/>
+              </w:rPr>
+              <w:t>{{A5}}</w:t>
+            </w:r>
           </w:p>
         </w:tc>
       </w:tr>
@@ -321,6 +323,12 @@
                 <w:rFonts w:ascii="標楷體" w:eastAsia="標楷體" w:hAnsi="標楷體"/>
               </w:rPr>
             </w:pPr>
+            <w:r>
+              <w:rPr>
+                <w:rFonts w:ascii="標楷體" w:eastAsia="標楷體" w:hAnsi="標楷體"/>
+              </w:rPr>
+              <w:t>{{A6}}</w:t>
+            </w:r>
           </w:p>
         </w:tc>
         <w:tc>
@@ -380,6 +388,12 @@
                 <w:rFonts w:ascii="標楷體" w:eastAsia="標楷體" w:hAnsi="標楷體"/>
               </w:rPr>
             </w:pPr>
+            <w:r>
+              <w:rPr>
+                <w:rFonts w:ascii="標楷體" w:eastAsia="標楷體" w:hAnsi="標楷體"/>
+              </w:rPr>
+              <w:t>{{A4}}</w:t>
+            </w:r>
           </w:p>
         </w:tc>
       </w:tr>
@@ -606,6 +620,12 @@
                 <w:rFonts w:ascii="標楷體" w:eastAsia="標楷體" w:hAnsi="標楷體"/>
               </w:rPr>
             </w:pPr>
+            <w:r>
+              <w:rPr>
+                <w:rFonts w:ascii="標楷體" w:eastAsia="標楷體" w:hAnsi="標楷體"/>
+              </w:rPr>
+              <w:t>{{A7.1}}</w:t>
+            </w:r>
           </w:p>
         </w:tc>
         <w:tc>
@@ -625,6 +645,12 @@
                 <w:rFonts w:ascii="標楷體" w:eastAsia="標楷體" w:hAnsi="標楷體"/>
               </w:rPr>
             </w:pPr>
+            <w:r>
+              <w:rPr>
+                <w:rFonts w:ascii="標楷體" w:eastAsia="標楷體" w:hAnsi="標楷體"/>
+              </w:rPr>
+              <w:t>{{A7.2}}</w:t>
+            </w:r>
           </w:p>
         </w:tc>
         <w:tc>
@@ -643,6 +669,12 @@
                 <w:rFonts w:ascii="標楷體" w:eastAsia="標楷體" w:hAnsi="標楷體"/>
               </w:rPr>
             </w:pPr>
+            <w:r>
+              <w:rPr>
+                <w:rFonts w:ascii="標楷體" w:eastAsia="標楷體" w:hAnsi="標楷體"/>
+              </w:rPr>
+              <w:t>{{A8.1}}</w:t>
+            </w:r>
           </w:p>
         </w:tc>
         <w:tc>
@@ -661,6 +693,12 @@
                 <w:rFonts w:ascii="標楷體" w:eastAsia="標楷體" w:hAnsi="標楷體"/>
               </w:rPr>
             </w:pPr>
+            <w:r>
+              <w:rPr>
+                <w:rFonts w:ascii="標楷體" w:eastAsia="標楷體" w:hAnsi="標楷體"/>
+              </w:rPr>
+              <w:t>{{A8.2}}</w:t>
+            </w:r>
           </w:p>
         </w:tc>
         <w:tc>
@@ -680,6 +718,12 @@
                 <w:rFonts w:ascii="標楷體" w:eastAsia="標楷體" w:hAnsi="標楷體"/>
               </w:rPr>
             </w:pPr>
+            <w:r>
+              <w:rPr>
+                <w:rFonts w:ascii="標楷體" w:eastAsia="標楷體" w:hAnsi="標楷體"/>
+              </w:rPr>
+              <w:t>{{A8.3}}</w:t>
+            </w:r>
           </w:p>
         </w:tc>
         <w:tc>
@@ -699,6 +743,12 @@
                 <w:rFonts w:ascii="標楷體" w:eastAsia="標楷體" w:hAnsi="標楷體"/>
               </w:rPr>
             </w:pPr>
+            <w:r>
+              <w:rPr>
+                <w:rFonts w:ascii="標楷體" w:eastAsia="標楷體" w:hAnsi="標楷體"/>
+              </w:rPr>
+              <w:t>{{A8.4}}</w:t>
+            </w:r>
           </w:p>
         </w:tc>
       </w:tr>
@@ -747,6 +797,12 @@
                 <w:rFonts w:ascii="標楷體" w:eastAsia="標楷體" w:hAnsi="標楷體"/>
               </w:rPr>
             </w:pPr>
+            <w:r>
+              <w:rPr>
+                <w:rFonts w:ascii="標楷體" w:eastAsia="標楷體" w:hAnsi="標楷體"/>
+              </w:rPr>
+              <w:t>{{A1}}</w:t>
+            </w:r>
           </w:p>
         </w:tc>
         <w:tc>
@@ -803,6 +859,12 @@
                 <w:rFonts w:ascii="標楷體" w:eastAsia="標楷體" w:hAnsi="標楷體"/>
               </w:rPr>
             </w:pPr>
+            <w:r>
+              <w:rPr>
+                <w:rFonts w:ascii="標楷體" w:eastAsia="標楷體" w:hAnsi="標楷體"/>
+              </w:rPr>
+              <w:t>{{A9}}</w:t>
+            </w:r>
           </w:p>
         </w:tc>
       </w:tr>
@@ -865,6 +927,12 @@
                 <w:rFonts w:ascii="標楷體" w:eastAsia="標楷體" w:hAnsi="標楷體"/>
               </w:rPr>
             </w:pPr>
+            <w:r>
+              <w:rPr>
+                <w:rFonts w:ascii="標楷體" w:eastAsia="標楷體" w:hAnsi="標楷體"/>
+              </w:rPr>
+              <w:t>{{A11}}</w:t>
+            </w:r>
           </w:p>
         </w:tc>
       </w:tr>
@@ -916,6 +984,12 @@
                 <w:rFonts w:ascii="標楷體" w:eastAsia="標楷體" w:hAnsi="標楷體"/>
               </w:rPr>
             </w:pPr>
+            <w:r>
+              <w:rPr>
+                <w:rFonts w:ascii="標楷體" w:eastAsia="標楷體" w:hAnsi="標楷體"/>
+              </w:rPr>
+              <w:t>{{A12}}</w:t>
+            </w:r>
           </w:p>
         </w:tc>
       </w:tr>
@@ -967,6 +1041,12 @@
                 <w:rFonts w:ascii="標楷體" w:eastAsia="標楷體" w:hAnsi="標楷體"/>
               </w:rPr>
             </w:pPr>
+            <w:r>
+              <w:rPr>
+                <w:rFonts w:ascii="標楷體" w:eastAsia="標楷體" w:hAnsi="標楷體"/>
+              </w:rPr>
+              <w:t>{{A16}}</w:t>
+            </w:r>
           </w:p>
         </w:tc>
       </w:tr>
@@ -1015,6 +1095,12 @@
                 <w:rFonts w:ascii="標楷體" w:eastAsia="標楷體" w:hAnsi="標楷體"/>
               </w:rPr>
             </w:pPr>
+            <w:r>
+              <w:rPr>
+                <w:rFonts w:ascii="標楷體" w:eastAsia="標楷體" w:hAnsi="標楷體"/>
+              </w:rPr>
+              <w:t>{{A13}}</w:t>
+            </w:r>
           </w:p>
         </w:tc>
         <w:tc>
@@ -1075,6 +1161,12 @@
                 <w:rFonts w:ascii="標楷體" w:eastAsia="標楷體" w:hAnsi="標楷體"/>
               </w:rPr>
             </w:pPr>
+            <w:r>
+              <w:rPr>
+                <w:rFonts w:ascii="標楷體" w:eastAsia="標楷體" w:hAnsi="標楷體"/>
+              </w:rPr>
+              <w:t>{{A14}}</w:t>
+            </w:r>
           </w:p>
         </w:tc>
       </w:tr>
@@ -1123,6 +1215,12 @@
                 <w:rFonts w:ascii="標楷體" w:eastAsia="標楷體" w:hAnsi="標楷體"/>
               </w:rPr>
             </w:pPr>
+            <w:r>
+              <w:rPr>
+                <w:rFonts w:ascii="標楷體" w:eastAsia="標楷體" w:hAnsi="標楷體"/>
+              </w:rPr>
+              <w:t>{{A15}}</w:t>
+            </w:r>
           </w:p>
         </w:tc>
         <w:tc>
@@ -1183,6 +1281,12 @@
                 <w:rFonts w:ascii="標楷體" w:eastAsia="標楷體" w:hAnsi="標楷體"/>
               </w:rPr>
             </w:pPr>
+            <w:r>
+              <w:rPr>
+                <w:rFonts w:ascii="標楷體" w:eastAsia="標楷體" w:hAnsi="標楷體"/>
+              </w:rPr>
+              <w:t>{{A18}}</w:t>
+            </w:r>
           </w:p>
         </w:tc>
       </w:tr>
@@ -1259,6 +1363,12 @@
                 <w:rFonts w:ascii="標楷體" w:eastAsia="標楷體" w:hAnsi="標楷體"/>
               </w:rPr>
             </w:pPr>
+            <w:r>
+              <w:rPr>
+                <w:rFonts w:ascii="標楷體" w:eastAsia="標楷體" w:hAnsi="標楷體"/>
+              </w:rPr>
+              <w:t>{{A17}}</w:t>
+            </w:r>
           </w:p>
         </w:tc>
       </w:tr>
@@ -1284,21 +1394,7 @@
               <w:rPr>
                 <w:rFonts w:ascii="標楷體" w:eastAsia="標楷體" w:hAnsi="標楷體" w:hint="eastAsia"/>
               </w:rPr>
-              <w:t>檢</w:t>
-            </w:r>
-            <w:proofErr w:type="gramStart"/>
-            <w:r>
-              <w:rPr>
-                <w:rFonts w:ascii="標楷體" w:eastAsia="標楷體" w:hAnsi="標楷體" w:hint="eastAsia"/>
-              </w:rPr>
-              <w:t>附</w:t>
-            </w:r>
-            <w:proofErr w:type="gramEnd"/>
-            <w:r>
-              <w:rPr>
-                <w:rFonts w:ascii="標楷體" w:eastAsia="標楷體" w:hAnsi="標楷體" w:hint="eastAsia"/>
-              </w:rPr>
-              <w:t>：</w:t>
+              <w:t>檢附：</w:t>
             </w:r>
           </w:p>
           <w:p>
@@ -1324,21 +1420,7 @@
               <w:rPr>
                 <w:rFonts w:ascii="標楷體" w:eastAsia="標楷體" w:hAnsi="標楷體" w:hint="eastAsia"/>
               </w:rPr>
-              <w:t>二、登記立案及負責人之證明文件</w:t>
-            </w:r>
-            <w:proofErr w:type="gramStart"/>
-            <w:r>
-              <w:rPr>
-                <w:rFonts w:ascii="標楷體" w:eastAsia="標楷體" w:hAnsi="標楷體" w:hint="eastAsia"/>
-              </w:rPr>
-              <w:t>影本乙份</w:t>
-            </w:r>
-            <w:proofErr w:type="gramEnd"/>
-            <w:r>
-              <w:rPr>
-                <w:rFonts w:ascii="標楷體" w:eastAsia="標楷體" w:hAnsi="標楷體" w:hint="eastAsia"/>
-              </w:rPr>
-              <w:t>。</w:t>
+              <w:t>二、登記立案及負責人之證明文件影本乙份。</w:t>
             </w:r>
           </w:p>
           <w:p>
@@ -1444,7 +1526,19 @@
               <w:rPr>
                 <w:rFonts w:ascii="標楷體" w:eastAsia="標楷體" w:hAnsi="標楷體" w:hint="eastAsia"/>
               </w:rPr>
-              <w:t xml:space="preserve">　　</w:t>
+              <w:t xml:space="preserve">　</w:t>
+            </w:r>
+            <w:r>
+              <w:rPr>
+                <w:rFonts w:ascii="標楷體" w:eastAsia="標楷體" w:hAnsi="標楷體"/>
+              </w:rPr>
+              <w:t>{{Year}}</w:t>
+            </w:r>
+            <w:r>
+              <w:rPr>
+                <w:rFonts w:ascii="標楷體" w:eastAsia="標楷體" w:hAnsi="標楷體" w:hint="eastAsia"/>
+              </w:rPr>
+              <w:t xml:space="preserve">　</w:t>
             </w:r>
             <w:r>
               <w:rPr>
@@ -1456,7 +1550,19 @@
               <w:rPr>
                 <w:rFonts w:ascii="標楷體" w:eastAsia="標楷體" w:hAnsi="標楷體" w:hint="eastAsia"/>
               </w:rPr>
-              <w:t xml:space="preserve">　　</w:t>
+              <w:t xml:space="preserve">　</w:t>
+            </w:r>
+            <w:r>
+              <w:rPr>
+                <w:rFonts w:ascii="標楷體" w:eastAsia="標楷體" w:hAnsi="標楷體"/>
+              </w:rPr>
+              <w:t>{{Month}}</w:t>
+            </w:r>
+            <w:r>
+              <w:rPr>
+                <w:rFonts w:ascii="標楷體" w:eastAsia="標楷體" w:hAnsi="標楷體" w:hint="eastAsia"/>
+              </w:rPr>
+              <w:t xml:space="preserve">　</w:t>
             </w:r>
             <w:r>
               <w:rPr>
@@ -1468,7 +1574,19 @@
               <w:rPr>
                 <w:rFonts w:ascii="標楷體" w:eastAsia="標楷體" w:hAnsi="標楷體" w:hint="eastAsia"/>
               </w:rPr>
-              <w:t xml:space="preserve">　　</w:t>
+              <w:t xml:space="preserve">　</w:t>
+            </w:r>
+            <w:r>
+              <w:rPr>
+                <w:rFonts w:ascii="標楷體" w:eastAsia="標楷體" w:hAnsi="標楷體"/>
+              </w:rPr>
+              <w:t>{{Day}}</w:t>
+            </w:r>
+            <w:r>
+              <w:rPr>
+                <w:rFonts w:ascii="標楷體" w:eastAsia="標楷體" w:hAnsi="標楷體" w:hint="eastAsia"/>
+              </w:rPr>
+              <w:t xml:space="preserve">　</w:t>
             </w:r>
             <w:r>
               <w:rPr>
@@ -1532,7 +1650,7 @@
 </file>
 
 <file path=word/endnotes.xml><?xml version="1.0" encoding="utf-8"?>
-<w:endnotes xmlns:wpc="http://schemas.microsoft.com/office/word/2010/wordprocessingCanvas" xmlns:cx="http://schemas.microsoft.com/office/drawing/2014/chartex" xmlns:cx1="http://schemas.microsoft.com/office/drawing/2015/9/8/chartex" xmlns:cx2="http://schemas.microsoft.com/office/drawing/2015/10/21/chartex" xmlns:cx3="http://schemas.microsoft.com/office/drawing/2016/5/9/chartex" xmlns:cx4="http://schemas.microsoft.com/office/drawing/2016/5/10/chartex" xmlns:cx5="http://schemas.microsoft.com/office/drawing/2016/5/11/chartex" xmlns:cx6="http://schemas.microsoft.com/office/drawing/2016/5/12/chartex" xmlns:cx7="http://schemas.microsoft.com/office/drawing/2016/5/13/chartex" xmlns:cx8="http://schemas.microsoft.com/office/drawing/2016/5/14/chartex" xmlns:mc="http://schemas.openxmlformats.org/markup-compatibility/2006" xmlns:aink="http://schemas.microsoft.com/office/drawing/2016/ink" xmlns:am3d="http://schemas.microsoft.com/office/drawing/2017/model3d" xmlns:o="urn:schemas-microsoft-com:office:office" xmlns:r="http://schemas.openxmlformats.org/officeDocument/2006/relationships" xmlns:m="http://schemas.openxmlformats.org/officeDocument/2006/math" xmlns:v="urn:schemas-microsoft-com:vml" xmlns:wp14="http://schemas.microsoft.com/office/word/2010/wordprocessingDrawing" xmlns:wp="http://schemas.openxmlformats.org/drawingml/2006/wordprocessingDrawing" xmlns:w10="urn:schemas-microsoft-com:office:word" xmlns:w="http://schemas.openxmlformats.org/wordprocessingml/2006/main" xmlns:w14="http://schemas.microsoft.com/office/word/2010/wordml" xmlns:w15="http://schemas.microsoft.com/office/word/2012/wordml" xmlns:w16cid="http://schemas.microsoft.com/office/word/2016/wordml/cid" xmlns:w16se="http://schemas.microsoft.com/office/word/2015/wordml/symex" xmlns:wpg="http://schemas.microsoft.com/office/word/2010/wordprocessingGroup" xmlns:wpi="http://schemas.microsoft.com/office/word/2010/wordprocessingInk" xmlns:wne="http://schemas.microsoft.com/office/word/2006/wordml" xmlns:wps="http://schemas.microsoft.com/office/word/2010/wordprocessingShape" mc:Ignorable="w14 w15 w16se w16cid wp14">
+<w:endnotes xmlns:wpc="http://schemas.microsoft.com/office/word/2010/wordprocessingCanvas" xmlns:cx="http://schemas.microsoft.com/office/drawing/2014/chartex" xmlns:cx1="http://schemas.microsoft.com/office/drawing/2015/9/8/chartex" xmlns:cx2="http://schemas.microsoft.com/office/drawing/2015/10/21/chartex" xmlns:cx3="http://schemas.microsoft.com/office/drawing/2016/5/9/chartex" xmlns:cx4="http://schemas.microsoft.com/office/drawing/2016/5/10/chartex" xmlns:cx5="http://schemas.microsoft.com/office/drawing/2016/5/11/chartex" xmlns:cx6="http://schemas.microsoft.com/office/drawing/2016/5/12/chartex" xmlns:cx7="http://schemas.microsoft.com/office/drawing/2016/5/13/chartex" xmlns:cx8="http://schemas.microsoft.com/office/drawing/2016/5/14/chartex" xmlns:mc="http://schemas.openxmlformats.org/markup-compatibility/2006" xmlns:aink="http://schemas.microsoft.com/office/drawing/2016/ink" xmlns:am3d="http://schemas.microsoft.com/office/drawing/2017/model3d" xmlns:o="urn:schemas-microsoft-com:office:office" xmlns:oel="http://schemas.microsoft.com/office/2019/extlst" xmlns:r="http://schemas.openxmlformats.org/officeDocument/2006/relationships" xmlns:m="http://schemas.openxmlformats.org/officeDocument/2006/math" xmlns:v="urn:schemas-microsoft-com:vml" xmlns:wp14="http://schemas.microsoft.com/office/word/2010/wordprocessingDrawing" xmlns:wp="http://schemas.openxmlformats.org/drawingml/2006/wordprocessingDrawing" xmlns:w10="urn:schemas-microsoft-com:office:word" xmlns:w="http://schemas.openxmlformats.org/wordprocessingml/2006/main" xmlns:w14="http://schemas.microsoft.com/office/word/2010/wordml" xmlns:w15="http://schemas.microsoft.com/office/word/2012/wordml" xmlns:w16cex="http://schemas.microsoft.com/office/word/2018/wordml/cex" xmlns:w16cid="http://schemas.microsoft.com/office/word/2016/wordml/cid" xmlns:w16="http://schemas.microsoft.com/office/word/2018/wordml" xmlns:w16du="http://schemas.microsoft.com/office/word/2023/wordml/word16du" xmlns:w16sdtdh="http://schemas.microsoft.com/office/word/2020/wordml/sdtdatahash" xmlns:w16sdtfl="http://schemas.microsoft.com/office/word/2024/wordml/sdtformatlock" xmlns:w16se="http://schemas.microsoft.com/office/word/2015/wordml/symex" xmlns:wpg="http://schemas.microsoft.com/office/word/2010/wordprocessingGroup" xmlns:wpi="http://schemas.microsoft.com/office/word/2010/wordprocessingInk" xmlns:wne="http://schemas.microsoft.com/office/word/2006/wordml" xmlns:wps="http://schemas.microsoft.com/office/word/2010/wordprocessingShape" mc:Ignorable="w14 w15 w16se w16cid w16 w16cex w16sdtdh w16sdtfl w16du wp14">
   <w:endnote w:type="separator" w:id="-1">
     <w:p>
       <w:r>
@@ -1551,7 +1669,7 @@
 </file>
 
 <file path=word/footnotes.xml><?xml version="1.0" encoding="utf-8"?>
-<w:footnotes xmlns:wpc="http://schemas.microsoft.com/office/word/2010/wordprocessingCanvas" xmlns:cx="http://schemas.microsoft.com/office/drawing/2014/chartex" xmlns:cx1="http://schemas.microsoft.com/office/drawing/2015/9/8/chartex" xmlns:cx2="http://schemas.microsoft.com/office/drawing/2015/10/21/chartex" xmlns:cx3="http://schemas.microsoft.com/office/drawing/2016/5/9/chartex" xmlns:cx4="http://schemas.microsoft.com/office/drawing/2016/5/10/chartex" xmlns:cx5="http://schemas.microsoft.com/office/drawing/2016/5/11/chartex" xmlns:cx6="http://schemas.microsoft.com/office/drawing/2016/5/12/chartex" xmlns:cx7="http://schemas.microsoft.com/office/drawing/2016/5/13/chartex" xmlns:cx8="http://schemas.microsoft.com/office/drawing/2016/5/14/chartex" xmlns:mc="http://schemas.openxmlformats.org/markup-compatibility/2006" xmlns:aink="http://schemas.microsoft.com/office/drawing/2016/ink" xmlns:am3d="http://schemas.microsoft.com/office/drawing/2017/model3d" xmlns:o="urn:schemas-microsoft-com:office:office" xmlns:r="http://schemas.openxmlformats.org/officeDocument/2006/relationships" xmlns:m="http://schemas.openxmlformats.org/officeDocument/2006/math" xmlns:v="urn:schemas-microsoft-com:vml" xmlns:wp14="http://schemas.microsoft.com/office/word/2010/wordprocessingDrawing" xmlns:wp="http://schemas.openxmlformats.org/drawingml/2006/wordprocessingDrawing" xmlns:w10="urn:schemas-microsoft-com:office:word" xmlns:w="http://schemas.openxmlformats.org/wordprocessingml/2006/main" xmlns:w14="http://schemas.microsoft.com/office/word/2010/wordml" xmlns:w15="http://schemas.microsoft.com/office/word/2012/wordml" xmlns:w16cid="http://schemas.microsoft.com/office/word/2016/wordml/cid" xmlns:w16se="http://schemas.microsoft.com/office/word/2015/wordml/symex" xmlns:wpg="http://schemas.microsoft.com/office/word/2010/wordprocessingGroup" xmlns:wpi="http://schemas.microsoft.com/office/word/2010/wordprocessingInk" xmlns:wne="http://schemas.microsoft.com/office/word/2006/wordml" xmlns:wps="http://schemas.microsoft.com/office/word/2010/wordprocessingShape" mc:Ignorable="w14 w15 w16se w16cid wp14">
+<w:footnotes xmlns:wpc="http://schemas.microsoft.com/office/word/2010/wordprocessingCanvas" xmlns:cx="http://schemas.microsoft.com/office/drawing/2014/chartex" xmlns:cx1="http://schemas.microsoft.com/office/drawing/2015/9/8/chartex" xmlns:cx2="http://schemas.microsoft.com/office/drawing/2015/10/21/chartex" xmlns:cx3="http://schemas.microsoft.com/office/drawing/2016/5/9/chartex" xmlns:cx4="http://schemas.microsoft.com/office/drawing/2016/5/10/chartex" xmlns:cx5="http://schemas.microsoft.com/office/drawing/2016/5/11/chartex" xmlns:cx6="http://schemas.microsoft.com/office/drawing/2016/5/12/chartex" xmlns:cx7="http://schemas.microsoft.com/office/drawing/2016/5/13/chartex" xmlns:cx8="http://schemas.microsoft.com/office/drawing/2016/5/14/chartex" xmlns:mc="http://schemas.openxmlformats.org/markup-compatibility/2006" xmlns:aink="http://schemas.microsoft.com/office/drawing/2016/ink" xmlns:am3d="http://schemas.microsoft.com/office/drawing/2017/model3d" xmlns:o="urn:schemas-microsoft-com:office:office" xmlns:oel="http://schemas.microsoft.com/office/2019/extlst" xmlns:r="http://schemas.openxmlformats.org/officeDocument/2006/relationships" xmlns:m="http://schemas.openxmlformats.org/officeDocument/2006/math" xmlns:v="urn:schemas-microsoft-com:vml" xmlns:wp14="http://schemas.microsoft.com/office/word/2010/wordprocessingDrawing" xmlns:wp="http://schemas.openxmlformats.org/drawingml/2006/wordprocessingDrawing" xmlns:w10="urn:schemas-microsoft-com:office:word" xmlns:w="http://schemas.openxmlformats.org/wordprocessingml/2006/main" xmlns:w14="http://schemas.microsoft.com/office/word/2010/wordml" xmlns:w15="http://schemas.microsoft.com/office/word/2012/wordml" xmlns:w16cex="http://schemas.microsoft.com/office/word/2018/wordml/cex" xmlns:w16cid="http://schemas.microsoft.com/office/word/2016/wordml/cid" xmlns:w16="http://schemas.microsoft.com/office/word/2018/wordml" xmlns:w16du="http://schemas.microsoft.com/office/word/2023/wordml/word16du" xmlns:w16sdtdh="http://schemas.microsoft.com/office/word/2020/wordml/sdtdatahash" xmlns:w16sdtfl="http://schemas.microsoft.com/office/word/2024/wordml/sdtformatlock" xmlns:w16se="http://schemas.microsoft.com/office/word/2015/wordml/symex" xmlns:wpg="http://schemas.microsoft.com/office/word/2010/wordprocessingGroup" xmlns:wpi="http://schemas.microsoft.com/office/word/2010/wordprocessingInk" xmlns:wne="http://schemas.microsoft.com/office/word/2006/wordml" xmlns:wps="http://schemas.microsoft.com/office/word/2010/wordprocessingShape" mc:Ignorable="w14 w15 w16se w16cid w16 w16cex w16sdtdh w16sdtfl w16du wp14">
   <w:footnote w:type="separator" w:id="-1">
     <w:p>
       <w:r>
@@ -1570,7 +1688,7 @@
 </file>
 
 <file path=word/styles.xml><?xml version="1.0" encoding="utf-8"?>
-<w:styles xmlns:mc="http://schemas.openxmlformats.org/markup-compatibility/2006" xmlns:r="http://schemas.openxmlformats.org/officeDocument/2006/relationships" xmlns:w="http://schemas.openxmlformats.org/wordprocessingml/2006/main" xmlns:w14="http://schemas.microsoft.com/office/word/2010/wordml" xmlns:w15="http://schemas.microsoft.com/office/word/2012/wordml" xmlns:w16cid="http://schemas.microsoft.com/office/word/2016/wordml/cid" xmlns:w16se="http://schemas.microsoft.com/office/word/2015/wordml/symex" mc:Ignorable="w14 w15 w16se w16cid">
+<w:styles xmlns:mc="http://schemas.openxmlformats.org/markup-compatibility/2006" xmlns:r="http://schemas.openxmlformats.org/officeDocument/2006/relationships" xmlns:w="http://schemas.openxmlformats.org/wordprocessingml/2006/main" xmlns:w14="http://schemas.microsoft.com/office/word/2010/wordml" xmlns:w15="http://schemas.microsoft.com/office/word/2012/wordml" xmlns:w16cex="http://schemas.microsoft.com/office/word/2018/wordml/cex" xmlns:w16cid="http://schemas.microsoft.com/office/word/2016/wordml/cid" xmlns:w16="http://schemas.microsoft.com/office/word/2018/wordml" xmlns:w16du="http://schemas.microsoft.com/office/word/2023/wordml/word16du" xmlns:w16sdtdh="http://schemas.microsoft.com/office/word/2020/wordml/sdtdatahash" xmlns:w16sdtfl="http://schemas.microsoft.com/office/word/2024/wordml/sdtformatlock" xmlns:w16se="http://schemas.microsoft.com/office/word/2015/wordml/symex" mc:Ignorable="w14 w15 w16se w16cid w16 w16cex w16sdtdh w16sdtfl w16du">
   <w:docDefaults>
     <w:rPrDefault>
       <w:rPr>
@@ -1583,7 +1701,7 @@
     </w:rPrDefault>
     <w:pPrDefault/>
   </w:docDefaults>
-  <w:latentStyles w:defLockedState="0" w:defUIPriority="99" w:defSemiHidden="0" w:defUnhideWhenUsed="0" w:defQFormat="0" w:count="375">
+  <w:latentStyles w:defLockedState="0" w:defUIPriority="99" w:defSemiHidden="0" w:defUnhideWhenUsed="0" w:defQFormat="0" w:count="376">
     <w:lsdException w:name="Normal" w:uiPriority="0" w:qFormat="1"/>
     <w:lsdException w:name="heading 1" w:uiPriority="9" w:qFormat="1"/>
     <w:lsdException w:name="heading 2" w:semiHidden="1" w:uiPriority="9" w:unhideWhenUsed="1" w:qFormat="1"/>
@@ -1959,6 +2077,7 @@
     <w:lsdException w:name="Smart Hyperlink" w:semiHidden="1" w:unhideWhenUsed="1"/>
     <w:lsdException w:name="Hashtag" w:semiHidden="1" w:unhideWhenUsed="1"/>
     <w:lsdException w:name="Unresolved Mention" w:semiHidden="1" w:unhideWhenUsed="1"/>
+    <w:lsdException w:name="Smart Link" w:semiHidden="1" w:unhideWhenUsed="1"/>
   </w:latentStyles>
   <w:style w:type="paragraph" w:default="1" w:styleId="a">
     <w:name w:val="Normal"/>
